--- a/HAM10000实验报告.docx
+++ b/HAM10000实验报告.docx
@@ -123,7 +123,7 @@
     </w:p>
     <w:tbl>
       <w:tblPr>
-        <w:tblW w:type="pct" w:w="100%"/>
+        <w:tblW w:type="pct" w:w="5000"/>
         <w:tblBorders>
           <w:top w:val="single" w:color="1B6B7A" w:sz="6"/>
           <w:left w:val="none"/>
@@ -134,11 +134,11 @@
         </w:tblBorders>
       </w:tblPr>
       <w:tblGrid>
-        <w:gridCol w:w="100"/>
-        <w:gridCol w:w="100"/>
-        <w:gridCol w:w="100"/>
-        <w:gridCol w:w="100"/>
-        <w:gridCol w:w="100"/>
+        <w:gridCol w:w="1406"/>
+        <w:gridCol w:w="2988"/>
+        <w:gridCol w:w="1582"/>
+        <w:gridCol w:w="1406"/>
+        <w:gridCol w:w="1406"/>
       </w:tblGrid>
       <w:tr>
         <w:trPr>
@@ -147,7 +147,7 @@
         </w:trPr>
         <w:tc>
           <w:tcPr>
-            <w:tcW w:type="pct" w:w="16%"/>
+            <w:tcW w:type="pct" w:w="800"/>
             <w:shd w:fill="1B6B7A" w:val="clear"/>
             <w:tcMar>
               <w:top w:type="dxa" w:w="60"/>
@@ -176,7 +176,7 @@
         </w:tc>
         <w:tc>
           <w:tcPr>
-            <w:tcW w:type="pct" w:w="34%"/>
+            <w:tcW w:type="pct" w:w="1700"/>
             <w:shd w:fill="1B6B7A" w:val="clear"/>
             <w:tcMar>
               <w:top w:type="dxa" w:w="60"/>
@@ -205,7 +205,7 @@
         </w:tc>
         <w:tc>
           <w:tcPr>
-            <w:tcW w:type="pct" w:w="18%"/>
+            <w:tcW w:type="pct" w:w="900"/>
             <w:shd w:fill="1B6B7A" w:val="clear"/>
             <w:tcMar>
               <w:top w:type="dxa" w:w="60"/>
@@ -234,7 +234,7 @@
         </w:tc>
         <w:tc>
           <w:tcPr>
-            <w:tcW w:type="pct" w:w="16%"/>
+            <w:tcW w:type="pct" w:w="800"/>
             <w:shd w:fill="1B6B7A" w:val="clear"/>
             <w:tcMar>
               <w:top w:type="dxa" w:w="60"/>
@@ -263,7 +263,7 @@
         </w:tc>
         <w:tc>
           <w:tcPr>
-            <w:tcW w:type="pct" w:w="16%"/>
+            <w:tcW w:type="pct" w:w="800"/>
             <w:shd w:fill="1B6B7A" w:val="clear"/>
             <w:tcMar>
               <w:top w:type="dxa" w:w="60"/>
@@ -297,7 +297,7 @@
         </w:trPr>
         <w:tc>
           <w:tcPr>
-            <w:tcW w:type="pct" w:w="16%"/>
+            <w:tcW w:type="pct" w:w="800"/>
             <w:tcMar>
               <w:top w:type="dxa" w:w="50"/>
               <w:left w:type="dxa" w:w="100"/>
@@ -325,7 +325,7 @@
         </w:tc>
         <w:tc>
           <w:tcPr>
-            <w:tcW w:type="pct" w:w="34%"/>
+            <w:tcW w:type="pct" w:w="1700"/>
             <w:tcMar>
               <w:top w:type="dxa" w:w="50"/>
               <w:left w:type="dxa" w:w="100"/>
@@ -353,7 +353,7 @@
         </w:tc>
         <w:tc>
           <w:tcPr>
-            <w:tcW w:type="pct" w:w="18%"/>
+            <w:tcW w:type="pct" w:w="900"/>
             <w:tcMar>
               <w:top w:type="dxa" w:w="50"/>
               <w:left w:type="dxa" w:w="100"/>
@@ -381,7 +381,7 @@
         </w:tc>
         <w:tc>
           <w:tcPr>
-            <w:tcW w:type="pct" w:w="16%"/>
+            <w:tcW w:type="pct" w:w="800"/>
             <w:tcMar>
               <w:top w:type="dxa" w:w="50"/>
               <w:left w:type="dxa" w:w="100"/>
@@ -409,7 +409,7 @@
         </w:tc>
         <w:tc>
           <w:tcPr>
-            <w:tcW w:type="pct" w:w="16%"/>
+            <w:tcW w:type="pct" w:w="800"/>
             <w:tcMar>
               <w:top w:type="dxa" w:w="50"/>
               <w:left w:type="dxa" w:w="100"/>
@@ -442,7 +442,7 @@
         </w:trPr>
         <w:tc>
           <w:tcPr>
-            <w:tcW w:type="pct" w:w="16%"/>
+            <w:tcW w:type="pct" w:w="800"/>
             <w:shd w:fill="EDF3F5" w:val="clear"/>
             <w:tcMar>
               <w:top w:type="dxa" w:w="50"/>
@@ -471,7 +471,7 @@
         </w:tc>
         <w:tc>
           <w:tcPr>
-            <w:tcW w:type="pct" w:w="34%"/>
+            <w:tcW w:type="pct" w:w="1700"/>
             <w:shd w:fill="EDF3F5" w:val="clear"/>
             <w:tcMar>
               <w:top w:type="dxa" w:w="50"/>
@@ -500,7 +500,7 @@
         </w:tc>
         <w:tc>
           <w:tcPr>
-            <w:tcW w:type="pct" w:w="18%"/>
+            <w:tcW w:type="pct" w:w="900"/>
             <w:shd w:fill="EDF3F5" w:val="clear"/>
             <w:tcMar>
               <w:top w:type="dxa" w:w="50"/>
@@ -529,7 +529,7 @@
         </w:tc>
         <w:tc>
           <w:tcPr>
-            <w:tcW w:type="pct" w:w="16%"/>
+            <w:tcW w:type="pct" w:w="800"/>
             <w:shd w:fill="EDF3F5" w:val="clear"/>
             <w:tcMar>
               <w:top w:type="dxa" w:w="50"/>
@@ -558,7 +558,7 @@
         </w:tc>
         <w:tc>
           <w:tcPr>
-            <w:tcW w:type="pct" w:w="16%"/>
+            <w:tcW w:type="pct" w:w="800"/>
             <w:shd w:fill="EDF3F5" w:val="clear"/>
             <w:tcMar>
               <w:top w:type="dxa" w:w="50"/>
@@ -592,7 +592,7 @@
         </w:trPr>
         <w:tc>
           <w:tcPr>
-            <w:tcW w:type="pct" w:w="16%"/>
+            <w:tcW w:type="pct" w:w="800"/>
             <w:tcMar>
               <w:top w:type="dxa" w:w="50"/>
               <w:left w:type="dxa" w:w="100"/>
@@ -620,7 +620,7 @@
         </w:tc>
         <w:tc>
           <w:tcPr>
-            <w:tcW w:type="pct" w:w="34%"/>
+            <w:tcW w:type="pct" w:w="1700"/>
             <w:tcMar>
               <w:top w:type="dxa" w:w="50"/>
               <w:left w:type="dxa" w:w="100"/>
@@ -648,7 +648,7 @@
         </w:tc>
         <w:tc>
           <w:tcPr>
-            <w:tcW w:type="pct" w:w="18%"/>
+            <w:tcW w:type="pct" w:w="900"/>
             <w:tcMar>
               <w:top w:type="dxa" w:w="50"/>
               <w:left w:type="dxa" w:w="100"/>
@@ -676,7 +676,7 @@
         </w:tc>
         <w:tc>
           <w:tcPr>
-            <w:tcW w:type="pct" w:w="16%"/>
+            <w:tcW w:type="pct" w:w="800"/>
             <w:tcMar>
               <w:top w:type="dxa" w:w="50"/>
               <w:left w:type="dxa" w:w="100"/>
@@ -704,7 +704,7 @@
         </w:tc>
         <w:tc>
           <w:tcPr>
-            <w:tcW w:type="pct" w:w="16%"/>
+            <w:tcW w:type="pct" w:w="800"/>
             <w:tcMar>
               <w:top w:type="dxa" w:w="50"/>
               <w:left w:type="dxa" w:w="100"/>
@@ -737,7 +737,7 @@
         </w:trPr>
         <w:tc>
           <w:tcPr>
-            <w:tcW w:type="pct" w:w="16%"/>
+            <w:tcW w:type="pct" w:w="800"/>
             <w:shd w:fill="EDF3F5" w:val="clear"/>
             <w:tcMar>
               <w:top w:type="dxa" w:w="50"/>
@@ -766,7 +766,7 @@
         </w:tc>
         <w:tc>
           <w:tcPr>
-            <w:tcW w:type="pct" w:w="34%"/>
+            <w:tcW w:type="pct" w:w="1700"/>
             <w:shd w:fill="EDF3F5" w:val="clear"/>
             <w:tcMar>
               <w:top w:type="dxa" w:w="50"/>
@@ -795,7 +795,7 @@
         </w:tc>
         <w:tc>
           <w:tcPr>
-            <w:tcW w:type="pct" w:w="18%"/>
+            <w:tcW w:type="pct" w:w="900"/>
             <w:shd w:fill="EDF3F5" w:val="clear"/>
             <w:tcMar>
               <w:top w:type="dxa" w:w="50"/>
@@ -824,7 +824,7 @@
         </w:tc>
         <w:tc>
           <w:tcPr>
-            <w:tcW w:type="pct" w:w="16%"/>
+            <w:tcW w:type="pct" w:w="800"/>
             <w:shd w:fill="EDF3F5" w:val="clear"/>
             <w:tcMar>
               <w:top w:type="dxa" w:w="50"/>
@@ -853,7 +853,7 @@
         </w:tc>
         <w:tc>
           <w:tcPr>
-            <w:tcW w:type="pct" w:w="16%"/>
+            <w:tcW w:type="pct" w:w="800"/>
             <w:shd w:fill="EDF3F5" w:val="clear"/>
             <w:tcMar>
               <w:top w:type="dxa" w:w="50"/>
@@ -887,7 +887,7 @@
         </w:trPr>
         <w:tc>
           <w:tcPr>
-            <w:tcW w:type="pct" w:w="16%"/>
+            <w:tcW w:type="pct" w:w="800"/>
             <w:tcMar>
               <w:top w:type="dxa" w:w="50"/>
               <w:left w:type="dxa" w:w="100"/>
@@ -915,7 +915,7 @@
         </w:tc>
         <w:tc>
           <w:tcPr>
-            <w:tcW w:type="pct" w:w="34%"/>
+            <w:tcW w:type="pct" w:w="1700"/>
             <w:tcMar>
               <w:top w:type="dxa" w:w="50"/>
               <w:left w:type="dxa" w:w="100"/>
@@ -943,7 +943,7 @@
         </w:tc>
         <w:tc>
           <w:tcPr>
-            <w:tcW w:type="pct" w:w="18%"/>
+            <w:tcW w:type="pct" w:w="900"/>
             <w:tcMar>
               <w:top w:type="dxa" w:w="50"/>
               <w:left w:type="dxa" w:w="100"/>
@@ -971,7 +971,7 @@
         </w:tc>
         <w:tc>
           <w:tcPr>
-            <w:tcW w:type="pct" w:w="16%"/>
+            <w:tcW w:type="pct" w:w="800"/>
             <w:tcMar>
               <w:top w:type="dxa" w:w="50"/>
               <w:left w:type="dxa" w:w="100"/>
@@ -999,7 +999,7 @@
         </w:tc>
         <w:tc>
           <w:tcPr>
-            <w:tcW w:type="pct" w:w="16%"/>
+            <w:tcW w:type="pct" w:w="800"/>
             <w:tcMar>
               <w:top w:type="dxa" w:w="50"/>
               <w:left w:type="dxa" w:w="100"/>
@@ -1032,7 +1032,7 @@
         </w:trPr>
         <w:tc>
           <w:tcPr>
-            <w:tcW w:type="pct" w:w="16%"/>
+            <w:tcW w:type="pct" w:w="800"/>
             <w:shd w:fill="EDF3F5" w:val="clear"/>
             <w:tcMar>
               <w:top w:type="dxa" w:w="50"/>
@@ -1061,7 +1061,7 @@
         </w:tc>
         <w:tc>
           <w:tcPr>
-            <w:tcW w:type="pct" w:w="34%"/>
+            <w:tcW w:type="pct" w:w="1700"/>
             <w:shd w:fill="EDF3F5" w:val="clear"/>
             <w:tcMar>
               <w:top w:type="dxa" w:w="50"/>
@@ -1090,7 +1090,7 @@
         </w:tc>
         <w:tc>
           <w:tcPr>
-            <w:tcW w:type="pct" w:w="18%"/>
+            <w:tcW w:type="pct" w:w="900"/>
             <w:shd w:fill="EDF3F5" w:val="clear"/>
             <w:tcMar>
               <w:top w:type="dxa" w:w="50"/>
@@ -1119,7 +1119,7 @@
         </w:tc>
         <w:tc>
           <w:tcPr>
-            <w:tcW w:type="pct" w:w="16%"/>
+            <w:tcW w:type="pct" w:w="800"/>
             <w:shd w:fill="EDF3F5" w:val="clear"/>
             <w:tcMar>
               <w:top w:type="dxa" w:w="50"/>
@@ -1148,7 +1148,7 @@
         </w:tc>
         <w:tc>
           <w:tcPr>
-            <w:tcW w:type="pct" w:w="16%"/>
+            <w:tcW w:type="pct" w:w="800"/>
             <w:shd w:fill="EDF3F5" w:val="clear"/>
             <w:tcMar>
               <w:top w:type="dxa" w:w="50"/>
@@ -1182,7 +1182,7 @@
         </w:trPr>
         <w:tc>
           <w:tcPr>
-            <w:tcW w:type="pct" w:w="16%"/>
+            <w:tcW w:type="pct" w:w="800"/>
             <w:tcMar>
               <w:top w:type="dxa" w:w="50"/>
               <w:left w:type="dxa" w:w="100"/>
@@ -1210,7 +1210,7 @@
         </w:tc>
         <w:tc>
           <w:tcPr>
-            <w:tcW w:type="pct" w:w="34%"/>
+            <w:tcW w:type="pct" w:w="1700"/>
             <w:tcMar>
               <w:top w:type="dxa" w:w="50"/>
               <w:left w:type="dxa" w:w="100"/>
@@ -1238,7 +1238,7 @@
         </w:tc>
         <w:tc>
           <w:tcPr>
-            <w:tcW w:type="pct" w:w="18%"/>
+            <w:tcW w:type="pct" w:w="900"/>
             <w:tcMar>
               <w:top w:type="dxa" w:w="50"/>
               <w:left w:type="dxa" w:w="100"/>
@@ -1266,7 +1266,7 @@
         </w:tc>
         <w:tc>
           <w:tcPr>
-            <w:tcW w:type="pct" w:w="16%"/>
+            <w:tcW w:type="pct" w:w="800"/>
             <w:tcMar>
               <w:top w:type="dxa" w:w="50"/>
               <w:left w:type="dxa" w:w="100"/>
@@ -1294,7 +1294,7 @@
         </w:tc>
         <w:tc>
           <w:tcPr>
-            <w:tcW w:type="pct" w:w="16%"/>
+            <w:tcW w:type="pct" w:w="800"/>
             <w:tcMar>
               <w:top w:type="dxa" w:w="50"/>
               <w:left w:type="dxa" w:w="100"/>
@@ -1347,7 +1347,7 @@
       <w:r>
         <w:drawing>
           <wp:inline distT="0" distB="0" distL="0" distR="0">
-            <wp:extent cx="4381500" cy="2505075"/>
+            <wp:extent cx="4381500" cy="2628900"/>
             <wp:effectExtent t="0" r="0" b="0" l="0"/>
             <wp:docPr id="1" name="" descr="" title=""/>
             <wp:cNvGraphicFramePr>
@@ -1372,7 +1372,7 @@
                   <pic:spPr bwMode="auto">
                     <a:xfrm>
                       <a:off x="0" y="0"/>
-                      <a:ext cx="4381500" cy="2505075"/>
+                      <a:ext cx="4381500" cy="2628900"/>
                     </a:xfrm>
                     <a:prstGeom prst="rect">
                       <a:avLst/>
@@ -1411,7 +1411,7 @@
           <wp:inline distT="0" distB="0" distL="0" distR="0">
             <wp:extent cx="4762500" cy="2381250"/>
             <wp:effectExtent t="0" r="0" b="0" l="0"/>
-            <wp:docPr id="1" name="" descr="" title=""/>
+            <wp:docPr id="2" name="" descr="" title=""/>
             <wp:cNvGraphicFramePr>
               <a:graphicFrameLocks xmlns:a="http://schemas.openxmlformats.org/drawingml/2006/main" noChangeAspect="1"/>
             </wp:cNvGraphicFramePr>
@@ -1508,7 +1508,7 @@
           <w:sz w:val="24"/>
           <w:szCs w:val="24"/>
         </w:rPr>
-        <w:t xml:space="preserve">数据从 Hugging Face 公开镜像（marmal88/skin_cancer，parquet 格式）下载，用脚本 parquet_extract.py 还原成图像目录。还原时发现镜像里混进了 3339 张 HAM10000 之外的照片（共 13354 张），所以按官方 metadata 清单（10015 个 image_id）做了过滤，并去掉分片间的重复行。不做这一步，数据集就跟文献里的 HAM10000 对不上了。</w:t>
+        <w:t xml:space="preserve">数据从 Hugging Face 公开镜像（marmal88/skin_cancer，parquet 格式）下载，用脚本 parquet_extract.py 还原成图像目录。还原时发现镜像里混进了 3339 张 HAM10000 之外的照片（共 13354 张），所以按官方元数据清单（10015 个图像编号）做了过滤，并去掉分片间的重复行。不做这一步，数据集就跟文献里的 HAM10000 对不上了。</w:t>
       </w:r>
     </w:p>
     <w:p>
@@ -1564,7 +1564,7 @@
     </w:p>
     <w:tbl>
       <w:tblPr>
-        <w:tblW w:type="pct" w:w="100%"/>
+        <w:tblW w:type="pct" w:w="5000"/>
         <w:tblBorders>
           <w:top w:val="single" w:color="1B6B7A" w:sz="6"/>
           <w:left w:val="none"/>
@@ -1575,9 +1575,9 @@
         </w:tblBorders>
       </w:tblPr>
       <w:tblGrid>
-        <w:gridCol w:w="100"/>
-        <w:gridCol w:w="100"/>
-        <w:gridCol w:w="100"/>
+        <w:gridCol w:w="1758"/>
+        <w:gridCol w:w="2197"/>
+        <w:gridCol w:w="4833"/>
       </w:tblGrid>
       <w:tr>
         <w:trPr>
@@ -1586,7 +1586,7 @@
         </w:trPr>
         <w:tc>
           <w:tcPr>
-            <w:tcW w:type="pct" w:w="20%"/>
+            <w:tcW w:type="pct" w:w="1000"/>
             <w:shd w:fill="1B6B7A" w:val="clear"/>
             <w:tcMar>
               <w:top w:type="dxa" w:w="60"/>
@@ -1615,7 +1615,7 @@
         </w:tc>
         <w:tc>
           <w:tcPr>
-            <w:tcW w:type="pct" w:w="25%"/>
+            <w:tcW w:type="pct" w:w="1250"/>
             <w:shd w:fill="1B6B7A" w:val="clear"/>
             <w:tcMar>
               <w:top w:type="dxa" w:w="60"/>
@@ -1644,7 +1644,7 @@
         </w:tc>
         <w:tc>
           <w:tcPr>
-            <w:tcW w:type="pct" w:w="55%"/>
+            <w:tcW w:type="pct" w:w="2750"/>
             <w:shd w:fill="1B6B7A" w:val="clear"/>
             <w:tcMar>
               <w:top w:type="dxa" w:w="60"/>
@@ -1678,7 +1678,7 @@
         </w:trPr>
         <w:tc>
           <w:tcPr>
-            <w:tcW w:type="pct" w:w="20%"/>
+            <w:tcW w:type="pct" w:w="1000"/>
             <w:tcMar>
               <w:top w:type="dxa" w:w="50"/>
               <w:left w:type="dxa" w:w="100"/>
@@ -1706,7 +1706,7 @@
         </w:tc>
         <w:tc>
           <w:tcPr>
-            <w:tcW w:type="pct" w:w="25%"/>
+            <w:tcW w:type="pct" w:w="1250"/>
             <w:tcMar>
               <w:top w:type="dxa" w:w="50"/>
               <w:left w:type="dxa" w:w="100"/>
@@ -1734,7 +1734,7 @@
         </w:tc>
         <w:tc>
           <w:tcPr>
-            <w:tcW w:type="pct" w:w="55%"/>
+            <w:tcW w:type="pct" w:w="2750"/>
             <w:tcMar>
               <w:top w:type="dxa" w:w="50"/>
               <w:left w:type="dxa" w:w="100"/>
@@ -1767,7 +1767,7 @@
         </w:trPr>
         <w:tc>
           <w:tcPr>
-            <w:tcW w:type="pct" w:w="20%"/>
+            <w:tcW w:type="pct" w:w="1000"/>
             <w:shd w:fill="EDF3F5" w:val="clear"/>
             <w:tcMar>
               <w:top w:type="dxa" w:w="50"/>
@@ -1796,7 +1796,7 @@
         </w:tc>
         <w:tc>
           <w:tcPr>
-            <w:tcW w:type="pct" w:w="25%"/>
+            <w:tcW w:type="pct" w:w="1250"/>
             <w:shd w:fill="EDF3F5" w:val="clear"/>
             <w:tcMar>
               <w:top w:type="dxa" w:w="50"/>
@@ -1825,7 +1825,7 @@
         </w:tc>
         <w:tc>
           <w:tcPr>
-            <w:tcW w:type="pct" w:w="55%"/>
+            <w:tcW w:type="pct" w:w="2750"/>
             <w:shd w:fill="EDF3F5" w:val="clear"/>
             <w:tcMar>
               <w:top w:type="dxa" w:w="50"/>
@@ -1848,7 +1848,7 @@
                 <w:sz w:val="20"/>
                 <w:szCs w:val="20"/>
               </w:rPr>
-              <w:t xml:space="preserve">每个 epoch 验证，按准确率保存最优权重</w:t>
+              <w:t xml:space="preserve">每轮验证一次，按验证准确率保存最优权重</w:t>
             </w:r>
           </w:p>
         </w:tc>
@@ -1859,7 +1859,7 @@
         </w:trPr>
         <w:tc>
           <w:tcPr>
-            <w:tcW w:type="pct" w:w="20%"/>
+            <w:tcW w:type="pct" w:w="1000"/>
             <w:tcMar>
               <w:top w:type="dxa" w:w="50"/>
               <w:left w:type="dxa" w:w="100"/>
@@ -1887,7 +1887,7 @@
         </w:tc>
         <w:tc>
           <w:tcPr>
-            <w:tcW w:type="pct" w:w="25%"/>
+            <w:tcW w:type="pct" w:w="1250"/>
             <w:tcMar>
               <w:top w:type="dxa" w:w="50"/>
               <w:left w:type="dxa" w:w="100"/>
@@ -1915,7 +1915,7 @@
         </w:tc>
         <w:tc>
           <w:tcPr>
-            <w:tcW w:type="pct" w:w="55%"/>
+            <w:tcW w:type="pct" w:w="2750"/>
             <w:tcMar>
               <w:top w:type="dxa" w:w="50"/>
               <w:left w:type="dxa" w:w="100"/>
@@ -2023,7 +2023,7 @@
           <w:sz w:val="24"/>
           <w:szCs w:val="24"/>
         </w:rPr>
-        <w:t xml:space="preserve">基线用 ResNet18（He 等，2016）：4 个残差阶段，每阶段 2 个基本残差块，最后接全局平均池化和全连接层，约 1170 万参数。残差结构 y = F(x) + x 让梯度能直接回传，是深度网络的标配。基线从随机初始化开始训练，用普通交叉熵，30 个 epoch，代表不带任何先验知识的起点。</w:t>
+        <w:t xml:space="preserve">基线用 ResNet18（He 等，2016）：4 个残差阶段，每阶段 2 个基本残差块，最后接全局平均池化和全连接层，约 1170 万参数。残差结构 y = F(x) + x 让梯度能直接回传，是深度网络的标配。基线从随机初始化开始训练，用普通交叉熵，30 个轮次，代表不带任何先验知识的起点。</w:t>
       </w:r>
     </w:p>
     <w:p>
@@ -2089,7 +2089,7 @@
           <w:sz w:val="24"/>
           <w:szCs w:val="24"/>
         </w:rPr>
-        <w:t xml:space="preserve">均匀采样时一个 epoch 里 df 只出现约 97 次、nv 出现 5360 次，梯度基本被 nv 支配。改进版用 WeightedRandomSampler，按类频率的倒数给每张图采样权重（归一化后 df 为 1.0、nv 为 0.018），让每个 epoch 里七类的出现次数接近。跟在损失函数里加权相比，采样加权跟 BatchNorm 配合更稳，实现也简单。</w:t>
+        <w:t xml:space="preserve">均匀采样时一个轮次里 df 只出现约 97 次、nv 出现 5360 次，梯度基本被 nv 支配。改进版用 WeightedRandomSampler，按类频率的倒数给每张图采样权重（归一化后 df 为 1.0、nv 为 0.018），让每个轮次里七类的出现次数接近。跟在损失函数里加权相比，采样加权跟 BatchNorm 配合更稳，实现也简单。</w:t>
       </w:r>
     </w:p>
     <w:p>
@@ -2155,7 +2155,7 @@
           <w:sz w:val="24"/>
           <w:szCs w:val="24"/>
         </w:rPr>
-        <w:t xml:space="preserve">两个模型用同一份数据划分、同样的轮数和优化器，只差三项改进，保证对比公平，具体见表 3。实验在单张 RTX 4090 上跑，PyTorch 2.11，两个模型各 30 个 epoch，总共约 25 分钟，随机种子固定 42，结果可以复现。</w:t>
+        <w:t xml:space="preserve">两个模型用同一份数据划分、同样的轮数和优化器，只差三项改进，保证对比公平，具体见表 3。实验在单张 RTX 4090 上跑，PyTorch 2.11，两个模型各 30 个轮次，总共约 25 分钟，随机种子固定 42，结果可以复现。</w:t>
       </w:r>
     </w:p>
     <w:p>
@@ -2178,7 +2178,7 @@
     </w:p>
     <w:tbl>
       <w:tblPr>
-        <w:tblW w:type="pct" w:w="100%"/>
+        <w:tblW w:type="pct" w:w="5000"/>
         <w:tblBorders>
           <w:top w:val="single" w:color="1B6B7A" w:sz="6"/>
           <w:left w:val="none"/>
@@ -2189,9 +2189,9 @@
         </w:tblBorders>
       </w:tblPr>
       <w:tblGrid>
-        <w:gridCol w:w="100"/>
-        <w:gridCol w:w="100"/>
-        <w:gridCol w:w="100"/>
+        <w:gridCol w:w="2461"/>
+        <w:gridCol w:w="3164"/>
+        <w:gridCol w:w="3164"/>
       </w:tblGrid>
       <w:tr>
         <w:trPr>
@@ -2200,7 +2200,7 @@
         </w:trPr>
         <w:tc>
           <w:tcPr>
-            <w:tcW w:type="pct" w:w="28%"/>
+            <w:tcW w:type="pct" w:w="1400"/>
             <w:shd w:fill="1B6B7A" w:val="clear"/>
             <w:tcMar>
               <w:top w:type="dxa" w:w="60"/>
@@ -2229,7 +2229,7 @@
         </w:tc>
         <w:tc>
           <w:tcPr>
-            <w:tcW w:type="pct" w:w="36%"/>
+            <w:tcW w:type="pct" w:w="1800"/>
             <w:shd w:fill="1B6B7A" w:val="clear"/>
             <w:tcMar>
               <w:top w:type="dxa" w:w="60"/>
@@ -2258,7 +2258,7 @@
         </w:tc>
         <w:tc>
           <w:tcPr>
-            <w:tcW w:type="pct" w:w="36%"/>
+            <w:tcW w:type="pct" w:w="1800"/>
             <w:shd w:fill="1B6B7A" w:val="clear"/>
             <w:tcMar>
               <w:top w:type="dxa" w:w="60"/>
@@ -2292,7 +2292,7 @@
         </w:trPr>
         <w:tc>
           <w:tcPr>
-            <w:tcW w:type="pct" w:w="28%"/>
+            <w:tcW w:type="pct" w:w="1400"/>
             <w:tcMar>
               <w:top w:type="dxa" w:w="50"/>
               <w:left w:type="dxa" w:w="100"/>
@@ -2320,7 +2320,7 @@
         </w:tc>
         <w:tc>
           <w:tcPr>
-            <w:tcW w:type="pct" w:w="36%"/>
+            <w:tcW w:type="pct" w:w="1800"/>
             <w:tcMar>
               <w:top w:type="dxa" w:w="50"/>
               <w:left w:type="dxa" w:w="100"/>
@@ -2348,7 +2348,7 @@
         </w:tc>
         <w:tc>
           <w:tcPr>
-            <w:tcW w:type="pct" w:w="36%"/>
+            <w:tcW w:type="pct" w:w="1800"/>
             <w:tcMar>
               <w:top w:type="dxa" w:w="50"/>
               <w:left w:type="dxa" w:w="100"/>
@@ -2381,7 +2381,7 @@
         </w:trPr>
         <w:tc>
           <w:tcPr>
-            <w:tcW w:type="pct" w:w="28%"/>
+            <w:tcW w:type="pct" w:w="1400"/>
             <w:shd w:fill="EDF3F5" w:val="clear"/>
             <w:tcMar>
               <w:top w:type="dxa" w:w="50"/>
@@ -2410,7 +2410,7 @@
         </w:tc>
         <w:tc>
           <w:tcPr>
-            <w:tcW w:type="pct" w:w="36%"/>
+            <w:tcW w:type="pct" w:w="1800"/>
             <w:shd w:fill="EDF3F5" w:val="clear"/>
             <w:tcMar>
               <w:top w:type="dxa" w:w="50"/>
@@ -2439,7 +2439,7 @@
         </w:tc>
         <w:tc>
           <w:tcPr>
-            <w:tcW w:type="pct" w:w="36%"/>
+            <w:tcW w:type="pct" w:w="1800"/>
             <w:shd w:fill="EDF3F5" w:val="clear"/>
             <w:tcMar>
               <w:top w:type="dxa" w:w="50"/>
@@ -2473,7 +2473,7 @@
         </w:trPr>
         <w:tc>
           <w:tcPr>
-            <w:tcW w:type="pct" w:w="28%"/>
+            <w:tcW w:type="pct" w:w="1400"/>
             <w:tcMar>
               <w:top w:type="dxa" w:w="50"/>
               <w:left w:type="dxa" w:w="100"/>
@@ -2501,7 +2501,7 @@
         </w:tc>
         <w:tc>
           <w:tcPr>
-            <w:tcW w:type="pct" w:w="36%"/>
+            <w:tcW w:type="pct" w:w="1800"/>
             <w:tcMar>
               <w:top w:type="dxa" w:w="50"/>
               <w:left w:type="dxa" w:w="100"/>
@@ -2529,7 +2529,7 @@
         </w:tc>
         <w:tc>
           <w:tcPr>
-            <w:tcW w:type="pct" w:w="36%"/>
+            <w:tcW w:type="pct" w:w="1800"/>
             <w:tcMar>
               <w:top w:type="dxa" w:w="50"/>
               <w:left w:type="dxa" w:w="100"/>
@@ -2562,7 +2562,7 @@
         </w:trPr>
         <w:tc>
           <w:tcPr>
-            <w:tcW w:type="pct" w:w="28%"/>
+            <w:tcW w:type="pct" w:w="1400"/>
             <w:shd w:fill="EDF3F5" w:val="clear"/>
             <w:tcMar>
               <w:top w:type="dxa" w:w="50"/>
@@ -2591,7 +2591,7 @@
         </w:tc>
         <w:tc>
           <w:tcPr>
-            <w:tcW w:type="pct" w:w="36%"/>
+            <w:tcW w:type="pct" w:w="1800"/>
             <w:shd w:fill="EDF3F5" w:val="clear"/>
             <w:tcMar>
               <w:top w:type="dxa" w:w="50"/>
@@ -2620,7 +2620,7 @@
         </w:tc>
         <w:tc>
           <w:tcPr>
-            <w:tcW w:type="pct" w:w="36%"/>
+            <w:tcW w:type="pct" w:w="1800"/>
             <w:shd w:fill="EDF3F5" w:val="clear"/>
             <w:tcMar>
               <w:top w:type="dxa" w:w="50"/>
@@ -2654,7 +2654,7 @@
         </w:trPr>
         <w:tc>
           <w:tcPr>
-            <w:tcW w:type="pct" w:w="28%"/>
+            <w:tcW w:type="pct" w:w="1400"/>
             <w:tcMar>
               <w:top w:type="dxa" w:w="50"/>
               <w:left w:type="dxa" w:w="100"/>
@@ -2682,35 +2682,35 @@
         </w:tc>
         <w:tc>
           <w:tcPr>
-            <w:tcW w:type="pct" w:w="36%"/>
-            <w:tcMar>
-              <w:top w:type="dxa" w:w="50"/>
-              <w:left w:type="dxa" w:w="100"/>
-              <w:bottom w:type="dxa" w:w="50"/>
-              <w:right w:type="dxa" w:w="100"/>
-            </w:tcMar>
-          </w:tcPr>
-          <w:p>
-            <w:pPr>
-              <w:spacing w:line="280"/>
-              <w:jc w:val="center"/>
-            </w:pPr>
-            <w:r>
-              <w:rPr>
-                <w:rFonts w:ascii="Times New Roman" w:eastAsia="SimSun"/>
-                <w:b w:val="false"/>
-                <w:bCs w:val="false"/>
-                <w:color w:val="000000"/>
-                <w:sz w:val="20"/>
-                <w:szCs w:val="20"/>
-              </w:rPr>
-              <w:t xml:space="preserve">AdamW，lr=1e-3，weight decay=1e-4</w:t>
-            </w:r>
-          </w:p>
-        </w:tc>
-        <w:tc>
-          <w:tcPr>
-            <w:tcW w:type="pct" w:w="36%"/>
+            <w:tcW w:type="pct" w:w="1800"/>
+            <w:tcMar>
+              <w:top w:type="dxa" w:w="50"/>
+              <w:left w:type="dxa" w:w="100"/>
+              <w:bottom w:type="dxa" w:w="50"/>
+              <w:right w:type="dxa" w:w="100"/>
+            </w:tcMar>
+          </w:tcPr>
+          <w:p>
+            <w:pPr>
+              <w:spacing w:line="280"/>
+              <w:jc w:val="center"/>
+            </w:pPr>
+            <w:r>
+              <w:rPr>
+                <w:rFonts w:ascii="Times New Roman" w:eastAsia="SimSun"/>
+                <w:b w:val="false"/>
+                <w:bCs w:val="false"/>
+                <w:color w:val="000000"/>
+                <w:sz w:val="20"/>
+                <w:szCs w:val="20"/>
+              </w:rPr>
+              <w:t xml:space="preserve">AdamW，学习率 1e-3，权重衰减 1e-4</w:t>
+            </w:r>
+          </w:p>
+        </w:tc>
+        <w:tc>
+          <w:tcPr>
+            <w:tcW w:type="pct" w:w="1800"/>
             <w:tcMar>
               <w:top w:type="dxa" w:w="50"/>
               <w:left w:type="dxa" w:w="100"/>
@@ -2743,7 +2743,7 @@
         </w:trPr>
         <w:tc>
           <w:tcPr>
-            <w:tcW w:type="pct" w:w="28%"/>
+            <w:tcW w:type="pct" w:w="1400"/>
             <w:shd w:fill="EDF3F5" w:val="clear"/>
             <w:tcMar>
               <w:top w:type="dxa" w:w="50"/>
@@ -2772,7 +2772,7 @@
         </w:tc>
         <w:tc>
           <w:tcPr>
-            <w:tcW w:type="pct" w:w="36%"/>
+            <w:tcW w:type="pct" w:w="1800"/>
             <w:shd w:fill="EDF3F5" w:val="clear"/>
             <w:tcMar>
               <w:top w:type="dxa" w:w="50"/>
@@ -2795,13 +2795,13 @@
                 <w:sz w:val="20"/>
                 <w:szCs w:val="20"/>
               </w:rPr>
-              <w:t xml:space="preserve">余弦退火，30 epochs</w:t>
-            </w:r>
-          </w:p>
-        </w:tc>
-        <w:tc>
-          <w:tcPr>
-            <w:tcW w:type="pct" w:w="36%"/>
+              <w:t xml:space="preserve">余弦退火，30 个轮次</w:t>
+            </w:r>
+          </w:p>
+        </w:tc>
+        <w:tc>
+          <w:tcPr>
+            <w:tcW w:type="pct" w:w="1800"/>
             <w:shd w:fill="EDF3F5" w:val="clear"/>
             <w:tcMar>
               <w:top w:type="dxa" w:w="50"/>
@@ -2835,7 +2835,7 @@
         </w:trPr>
         <w:tc>
           <w:tcPr>
-            <w:tcW w:type="pct" w:w="28%"/>
+            <w:tcW w:type="pct" w:w="1400"/>
             <w:tcMar>
               <w:top w:type="dxa" w:w="50"/>
               <w:left w:type="dxa" w:w="100"/>
@@ -2863,7 +2863,7 @@
         </w:tc>
         <w:tc>
           <w:tcPr>
-            <w:tcW w:type="pct" w:w="36%"/>
+            <w:tcW w:type="pct" w:w="1800"/>
             <w:tcMar>
               <w:top w:type="dxa" w:w="50"/>
               <w:left w:type="dxa" w:w="100"/>
@@ -2891,7 +2891,7 @@
         </w:tc>
         <w:tc>
           <w:tcPr>
-            <w:tcW w:type="pct" w:w="36%"/>
+            <w:tcW w:type="pct" w:w="1800"/>
             <w:tcMar>
               <w:top w:type="dxa" w:w="50"/>
               <w:left w:type="dxa" w:w="100"/>
@@ -2924,7 +2924,7 @@
         </w:trPr>
         <w:tc>
           <w:tcPr>
-            <w:tcW w:type="pct" w:w="28%"/>
+            <w:tcW w:type="pct" w:w="1400"/>
             <w:shd w:fill="EDF3F5" w:val="clear"/>
             <w:tcMar>
               <w:top w:type="dxa" w:w="50"/>
@@ -2953,7 +2953,7 @@
         </w:tc>
         <w:tc>
           <w:tcPr>
-            <w:tcW w:type="pct" w:w="36%"/>
+            <w:tcW w:type="pct" w:w="1800"/>
             <w:shd w:fill="EDF3F5" w:val="clear"/>
             <w:tcMar>
               <w:top w:type="dxa" w:w="50"/>
@@ -2982,7 +2982,7 @@
         </w:tc>
         <w:tc>
           <w:tcPr>
-            <w:tcW w:type="pct" w:w="36%"/>
+            <w:tcW w:type="pct" w:w="1800"/>
             <w:shd w:fill="EDF3F5" w:val="clear"/>
             <w:tcMar>
               <w:top w:type="dxa" w:w="50"/>
@@ -3064,7 +3064,7 @@
     </w:p>
     <w:tbl>
       <w:tblPr>
-        <w:tblW w:type="pct" w:w="100%"/>
+        <w:tblW w:type="pct" w:w="5000"/>
         <w:tblBorders>
           <w:top w:val="single" w:color="1B6B7A" w:sz="6"/>
           <w:left w:val="none"/>
@@ -3075,9 +3075,9 @@
         </w:tblBorders>
       </w:tblPr>
       <w:tblGrid>
-        <w:gridCol w:w="100"/>
-        <w:gridCol w:w="100"/>
-        <w:gridCol w:w="100"/>
+        <w:gridCol w:w="2109"/>
+        <w:gridCol w:w="3339"/>
+        <w:gridCol w:w="3339"/>
       </w:tblGrid>
       <w:tr>
         <w:trPr>
@@ -3086,7 +3086,7 @@
         </w:trPr>
         <w:tc>
           <w:tcPr>
-            <w:tcW w:type="pct" w:w="24%"/>
+            <w:tcW w:type="pct" w:w="1200"/>
             <w:shd w:fill="1B6B7A" w:val="clear"/>
             <w:tcMar>
               <w:top w:type="dxa" w:w="60"/>
@@ -3115,7 +3115,7 @@
         </w:tc>
         <w:tc>
           <w:tcPr>
-            <w:tcW w:type="pct" w:w="38%"/>
+            <w:tcW w:type="pct" w:w="1900"/>
             <w:shd w:fill="1B6B7A" w:val="clear"/>
             <w:tcMar>
               <w:top w:type="dxa" w:w="60"/>
@@ -3144,7 +3144,7 @@
         </w:tc>
         <w:tc>
           <w:tcPr>
-            <w:tcW w:type="pct" w:w="38%"/>
+            <w:tcW w:type="pct" w:w="1900"/>
             <w:shd w:fill="1B6B7A" w:val="clear"/>
             <w:tcMar>
               <w:top w:type="dxa" w:w="60"/>
@@ -3178,7 +3178,7 @@
         </w:trPr>
         <w:tc>
           <w:tcPr>
-            <w:tcW w:type="pct" w:w="24%"/>
+            <w:tcW w:type="pct" w:w="1200"/>
             <w:tcMar>
               <w:top w:type="dxa" w:w="50"/>
               <w:left w:type="dxa" w:w="100"/>
@@ -3206,7 +3206,7 @@
         </w:tc>
         <w:tc>
           <w:tcPr>
-            <w:tcW w:type="pct" w:w="38%"/>
+            <w:tcW w:type="pct" w:w="1900"/>
             <w:tcMar>
               <w:top w:type="dxa" w:w="50"/>
               <w:left w:type="dxa" w:w="100"/>
@@ -3234,7 +3234,7 @@
         </w:tc>
         <w:tc>
           <w:tcPr>
-            <w:tcW w:type="pct" w:w="38%"/>
+            <w:tcW w:type="pct" w:w="1900"/>
             <w:tcMar>
               <w:top w:type="dxa" w:w="50"/>
               <w:left w:type="dxa" w:w="100"/>
@@ -3267,7 +3267,7 @@
         </w:trPr>
         <w:tc>
           <w:tcPr>
-            <w:tcW w:type="pct" w:w="24%"/>
+            <w:tcW w:type="pct" w:w="1200"/>
             <w:shd w:fill="EDF3F5" w:val="clear"/>
             <w:tcMar>
               <w:top w:type="dxa" w:w="50"/>
@@ -3296,7 +3296,7 @@
         </w:tc>
         <w:tc>
           <w:tcPr>
-            <w:tcW w:type="pct" w:w="38%"/>
+            <w:tcW w:type="pct" w:w="1900"/>
             <w:shd w:fill="EDF3F5" w:val="clear"/>
             <w:tcMar>
               <w:top w:type="dxa" w:w="50"/>
@@ -3325,7 +3325,7 @@
         </w:tc>
         <w:tc>
           <w:tcPr>
-            <w:tcW w:type="pct" w:w="38%"/>
+            <w:tcW w:type="pct" w:w="1900"/>
             <w:shd w:fill="EDF3F5" w:val="clear"/>
             <w:tcMar>
               <w:top w:type="dxa" w:w="50"/>
@@ -3359,7 +3359,7 @@
         </w:trPr>
         <w:tc>
           <w:tcPr>
-            <w:tcW w:type="pct" w:w="24%"/>
+            <w:tcW w:type="pct" w:w="1200"/>
             <w:tcMar>
               <w:top w:type="dxa" w:w="50"/>
               <w:left w:type="dxa" w:w="100"/>
@@ -3387,7 +3387,7 @@
         </w:tc>
         <w:tc>
           <w:tcPr>
-            <w:tcW w:type="pct" w:w="38%"/>
+            <w:tcW w:type="pct" w:w="1900"/>
             <w:tcMar>
               <w:top w:type="dxa" w:w="50"/>
               <w:left w:type="dxa" w:w="100"/>
@@ -3415,7 +3415,7 @@
         </w:tc>
         <w:tc>
           <w:tcPr>
-            <w:tcW w:type="pct" w:w="38%"/>
+            <w:tcW w:type="pct" w:w="1900"/>
             <w:tcMar>
               <w:top w:type="dxa" w:w="50"/>
               <w:left w:type="dxa" w:w="100"/>
@@ -3448,7 +3448,7 @@
         </w:trPr>
         <w:tc>
           <w:tcPr>
-            <w:tcW w:type="pct" w:w="24%"/>
+            <w:tcW w:type="pct" w:w="1200"/>
             <w:shd w:fill="EDF3F5" w:val="clear"/>
             <w:tcMar>
               <w:top w:type="dxa" w:w="50"/>
@@ -3477,7 +3477,7 @@
         </w:tc>
         <w:tc>
           <w:tcPr>
-            <w:tcW w:type="pct" w:w="38%"/>
+            <w:tcW w:type="pct" w:w="1900"/>
             <w:shd w:fill="EDF3F5" w:val="clear"/>
             <w:tcMar>
               <w:top w:type="dxa" w:w="50"/>
@@ -3506,7 +3506,7 @@
         </w:tc>
         <w:tc>
           <w:tcPr>
-            <w:tcW w:type="pct" w:w="38%"/>
+            <w:tcW w:type="pct" w:w="1900"/>
             <w:shd w:fill="EDF3F5" w:val="clear"/>
             <w:tcMar>
               <w:top w:type="dxa" w:w="50"/>
@@ -3540,7 +3540,7 @@
         </w:trPr>
         <w:tc>
           <w:tcPr>
-            <w:tcW w:type="pct" w:w="24%"/>
+            <w:tcW w:type="pct" w:w="1200"/>
             <w:tcMar>
               <w:top w:type="dxa" w:w="50"/>
               <w:left w:type="dxa" w:w="100"/>
@@ -3568,7 +3568,7 @@
         </w:tc>
         <w:tc>
           <w:tcPr>
-            <w:tcW w:type="pct" w:w="38%"/>
+            <w:tcW w:type="pct" w:w="1900"/>
             <w:tcMar>
               <w:top w:type="dxa" w:w="50"/>
               <w:left w:type="dxa" w:w="100"/>
@@ -3596,7 +3596,7 @@
         </w:tc>
         <w:tc>
           <w:tcPr>
-            <w:tcW w:type="pct" w:w="38%"/>
+            <w:tcW w:type="pct" w:w="1900"/>
             <w:tcMar>
               <w:top w:type="dxa" w:w="50"/>
               <w:left w:type="dxa" w:w="100"/>
@@ -3629,7 +3629,7 @@
         </w:trPr>
         <w:tc>
           <w:tcPr>
-            <w:tcW w:type="pct" w:w="24%"/>
+            <w:tcW w:type="pct" w:w="1200"/>
             <w:shd w:fill="EDF3F5" w:val="clear"/>
             <w:tcMar>
               <w:top w:type="dxa" w:w="50"/>
@@ -3658,7 +3658,7 @@
         </w:tc>
         <w:tc>
           <w:tcPr>
-            <w:tcW w:type="pct" w:w="38%"/>
+            <w:tcW w:type="pct" w:w="1900"/>
             <w:shd w:fill="EDF3F5" w:val="clear"/>
             <w:tcMar>
               <w:top w:type="dxa" w:w="50"/>
@@ -3687,7 +3687,7 @@
         </w:tc>
         <w:tc>
           <w:tcPr>
-            <w:tcW w:type="pct" w:w="38%"/>
+            <w:tcW w:type="pct" w:w="1900"/>
             <w:shd w:fill="EDF3F5" w:val="clear"/>
             <w:tcMar>
               <w:top w:type="dxa" w:w="50"/>
@@ -3786,7 +3786,7 @@
     </w:p>
     <w:tbl>
       <w:tblPr>
-        <w:tblW w:type="pct" w:w="100%"/>
+        <w:tblW w:type="pct" w:w="5000"/>
         <w:tblBorders>
           <w:top w:val="single" w:color="1B6B7A" w:sz="6"/>
           <w:left w:val="none"/>
@@ -3797,10 +3797,10 @@
         </w:tblBorders>
       </w:tblPr>
       <w:tblGrid>
-        <w:gridCol w:w="100"/>
-        <w:gridCol w:w="100"/>
-        <w:gridCol w:w="100"/>
-        <w:gridCol w:w="100"/>
+        <w:gridCol w:w="2636"/>
+        <w:gridCol w:w="2021"/>
+        <w:gridCol w:w="2373"/>
+        <w:gridCol w:w="1758"/>
       </w:tblGrid>
       <w:tr>
         <w:trPr>
@@ -3809,7 +3809,7 @@
         </w:trPr>
         <w:tc>
           <w:tcPr>
-            <w:tcW w:type="pct" w:w="30%"/>
+            <w:tcW w:type="pct" w:w="1500"/>
             <w:shd w:fill="1B6B7A" w:val="clear"/>
             <w:tcMar>
               <w:top w:type="dxa" w:w="60"/>
@@ -3838,7 +3838,7 @@
         </w:tc>
         <w:tc>
           <w:tcPr>
-            <w:tcW w:type="pct" w:w="23%"/>
+            <w:tcW w:type="pct" w:w="1150"/>
             <w:shd w:fill="1B6B7A" w:val="clear"/>
             <w:tcMar>
               <w:top w:type="dxa" w:w="60"/>
@@ -3867,7 +3867,7 @@
         </w:tc>
         <w:tc>
           <w:tcPr>
-            <w:tcW w:type="pct" w:w="27%"/>
+            <w:tcW w:type="pct" w:w="1350"/>
             <w:shd w:fill="1B6B7A" w:val="clear"/>
             <w:tcMar>
               <w:top w:type="dxa" w:w="60"/>
@@ -3896,7 +3896,7 @@
         </w:tc>
         <w:tc>
           <w:tcPr>
-            <w:tcW w:type="pct" w:w="20%"/>
+            <w:tcW w:type="pct" w:w="1000"/>
             <w:shd w:fill="1B6B7A" w:val="clear"/>
             <w:tcMar>
               <w:top w:type="dxa" w:w="60"/>
@@ -3930,7 +3930,7 @@
         </w:trPr>
         <w:tc>
           <w:tcPr>
-            <w:tcW w:type="pct" w:w="30%"/>
+            <w:tcW w:type="pct" w:w="1500"/>
             <w:tcMar>
               <w:top w:type="dxa" w:w="50"/>
               <w:left w:type="dxa" w:w="100"/>
@@ -3958,7 +3958,7 @@
         </w:tc>
         <w:tc>
           <w:tcPr>
-            <w:tcW w:type="pct" w:w="23%"/>
+            <w:tcW w:type="pct" w:w="1150"/>
             <w:tcMar>
               <w:top w:type="dxa" w:w="50"/>
               <w:left w:type="dxa" w:w="100"/>
@@ -3986,7 +3986,7 @@
         </w:tc>
         <w:tc>
           <w:tcPr>
-            <w:tcW w:type="pct" w:w="27%"/>
+            <w:tcW w:type="pct" w:w="1350"/>
             <w:tcMar>
               <w:top w:type="dxa" w:w="50"/>
               <w:left w:type="dxa" w:w="100"/>
@@ -4014,7 +4014,7 @@
         </w:tc>
         <w:tc>
           <w:tcPr>
-            <w:tcW w:type="pct" w:w="20%"/>
+            <w:tcW w:type="pct" w:w="1000"/>
             <w:tcMar>
               <w:top w:type="dxa" w:w="50"/>
               <w:left w:type="dxa" w:w="100"/>
@@ -4047,7 +4047,7 @@
         </w:trPr>
         <w:tc>
           <w:tcPr>
-            <w:tcW w:type="pct" w:w="30%"/>
+            <w:tcW w:type="pct" w:w="1500"/>
             <w:shd w:fill="EDF3F5" w:val="clear"/>
             <w:tcMar>
               <w:top w:type="dxa" w:w="50"/>
@@ -4076,7 +4076,7 @@
         </w:tc>
         <w:tc>
           <w:tcPr>
-            <w:tcW w:type="pct" w:w="23%"/>
+            <w:tcW w:type="pct" w:w="1150"/>
             <w:shd w:fill="EDF3F5" w:val="clear"/>
             <w:tcMar>
               <w:top w:type="dxa" w:w="50"/>
@@ -4105,7 +4105,7 @@
         </w:tc>
         <w:tc>
           <w:tcPr>
-            <w:tcW w:type="pct" w:w="27%"/>
+            <w:tcW w:type="pct" w:w="1350"/>
             <w:shd w:fill="EDF3F5" w:val="clear"/>
             <w:tcMar>
               <w:top w:type="dxa" w:w="50"/>
@@ -4134,7 +4134,7 @@
         </w:tc>
         <w:tc>
           <w:tcPr>
-            <w:tcW w:type="pct" w:w="20%"/>
+            <w:tcW w:type="pct" w:w="1000"/>
             <w:shd w:fill="EDF3F5" w:val="clear"/>
             <w:tcMar>
               <w:top w:type="dxa" w:w="50"/>
@@ -4168,7 +4168,7 @@
         </w:trPr>
         <w:tc>
           <w:tcPr>
-            <w:tcW w:type="pct" w:w="30%"/>
+            <w:tcW w:type="pct" w:w="1500"/>
             <w:tcMar>
               <w:top w:type="dxa" w:w="50"/>
               <w:left w:type="dxa" w:w="100"/>
@@ -4196,7 +4196,7 @@
         </w:tc>
         <w:tc>
           <w:tcPr>
-            <w:tcW w:type="pct" w:w="23%"/>
+            <w:tcW w:type="pct" w:w="1150"/>
             <w:tcMar>
               <w:top w:type="dxa" w:w="50"/>
               <w:left w:type="dxa" w:w="100"/>
@@ -4224,7 +4224,7 @@
         </w:tc>
         <w:tc>
           <w:tcPr>
-            <w:tcW w:type="pct" w:w="27%"/>
+            <w:tcW w:type="pct" w:w="1350"/>
             <w:tcMar>
               <w:top w:type="dxa" w:w="50"/>
               <w:left w:type="dxa" w:w="100"/>
@@ -4252,7 +4252,7 @@
         </w:tc>
         <w:tc>
           <w:tcPr>
-            <w:tcW w:type="pct" w:w="20%"/>
+            <w:tcW w:type="pct" w:w="1000"/>
             <w:tcMar>
               <w:top w:type="dxa" w:w="50"/>
               <w:left w:type="dxa" w:w="100"/>
@@ -4285,7 +4285,7 @@
         </w:trPr>
         <w:tc>
           <w:tcPr>
-            <w:tcW w:type="pct" w:w="30%"/>
+            <w:tcW w:type="pct" w:w="1500"/>
             <w:shd w:fill="EDF3F5" w:val="clear"/>
             <w:tcMar>
               <w:top w:type="dxa" w:w="50"/>
@@ -4314,7 +4314,7 @@
         </w:tc>
         <w:tc>
           <w:tcPr>
-            <w:tcW w:type="pct" w:w="23%"/>
+            <w:tcW w:type="pct" w:w="1150"/>
             <w:shd w:fill="EDF3F5" w:val="clear"/>
             <w:tcMar>
               <w:top w:type="dxa" w:w="50"/>
@@ -4343,7 +4343,7 @@
         </w:tc>
         <w:tc>
           <w:tcPr>
-            <w:tcW w:type="pct" w:w="27%"/>
+            <w:tcW w:type="pct" w:w="1350"/>
             <w:shd w:fill="EDF3F5" w:val="clear"/>
             <w:tcMar>
               <w:top w:type="dxa" w:w="50"/>
@@ -4372,7 +4372,7 @@
         </w:tc>
         <w:tc>
           <w:tcPr>
-            <w:tcW w:type="pct" w:w="20%"/>
+            <w:tcW w:type="pct" w:w="1000"/>
             <w:shd w:fill="EDF3F5" w:val="clear"/>
             <w:tcMar>
               <w:top w:type="dxa" w:w="50"/>
@@ -4438,7 +4438,7 @@
           <w:sz w:val="24"/>
           <w:szCs w:val="24"/>
         </w:rPr>
-        <w:t xml:space="preserve">：平衡准确率涨了 11.2 个百分点，总体准确率只涨 5.0 个。说明提升主要来自稀有类，不是靠把大类做得更好。四项指标都在文献常见范围内（ResNet 级模型：准确率 0.83–0.87，平衡准确率 0.65–0.75，宏 AUC 0.91–0.94），宏 AUC 0.961 略高于常见水平。</w:t>
+        <w:t xml:space="preserve">：平衡准确率涨了 11.2 个百分点，总体准确率只涨 5.0 个。说明提升主要来自稀有类，不是靠把大类做得更好。对照文献里同规模 ResNet 级模型的常见区间逐项看：平衡准确率 0.7261 落在 0.65–0.75 区间内，达到文献水平；宏平均 AUC 0.9610 超过区间上限 0.94，超过文献水平；总体准确率 0.8272 与区间下限 0.83 基本持平（差约 0.3 个百分点），达到下限水平；宏平均 F1 文献很少直接报，不做单独对比。</w:t>
       </w:r>
     </w:p>
     <w:p>
@@ -4478,7 +4478,7 @@
     </w:p>
     <w:tbl>
       <w:tblPr>
-        <w:tblW w:type="pct" w:w="100%"/>
+        <w:tblW w:type="pct" w:w="5000"/>
         <w:tblBorders>
           <w:top w:val="single" w:color="1B6B7A" w:sz="6"/>
           <w:left w:val="none"/>
@@ -4489,11 +4489,11 @@
         </w:tblBorders>
       </w:tblPr>
       <w:tblGrid>
-        <w:gridCol w:w="100"/>
-        <w:gridCol w:w="100"/>
-        <w:gridCol w:w="100"/>
-        <w:gridCol w:w="100"/>
-        <w:gridCol w:w="100"/>
+        <w:gridCol w:w="2285"/>
+        <w:gridCol w:w="1494"/>
+        <w:gridCol w:w="1670"/>
+        <w:gridCol w:w="1670"/>
+        <w:gridCol w:w="1670"/>
       </w:tblGrid>
       <w:tr>
         <w:trPr>
@@ -4502,7 +4502,7 @@
         </w:trPr>
         <w:tc>
           <w:tcPr>
-            <w:tcW w:type="pct" w:w="26%"/>
+            <w:tcW w:type="pct" w:w="1300"/>
             <w:shd w:fill="1B6B7A" w:val="clear"/>
             <w:tcMar>
               <w:top w:type="dxa" w:w="60"/>
@@ -4531,7 +4531,7 @@
         </w:tc>
         <w:tc>
           <w:tcPr>
-            <w:tcW w:type="pct" w:w="17%"/>
+            <w:tcW w:type="pct" w:w="850"/>
             <w:shd w:fill="1B6B7A" w:val="clear"/>
             <w:tcMar>
               <w:top w:type="dxa" w:w="60"/>
@@ -4560,7 +4560,7 @@
         </w:tc>
         <w:tc>
           <w:tcPr>
-            <w:tcW w:type="pct" w:w="19%"/>
+            <w:tcW w:type="pct" w:w="950"/>
             <w:shd w:fill="1B6B7A" w:val="clear"/>
             <w:tcMar>
               <w:top w:type="dxa" w:w="60"/>
@@ -4589,7 +4589,7 @@
         </w:tc>
         <w:tc>
           <w:tcPr>
-            <w:tcW w:type="pct" w:w="19%"/>
+            <w:tcW w:type="pct" w:w="950"/>
             <w:shd w:fill="1B6B7A" w:val="clear"/>
             <w:tcMar>
               <w:top w:type="dxa" w:w="60"/>
@@ -4618,7 +4618,7 @@
         </w:tc>
         <w:tc>
           <w:tcPr>
-            <w:tcW w:type="pct" w:w="19%"/>
+            <w:tcW w:type="pct" w:w="950"/>
             <w:shd w:fill="1B6B7A" w:val="clear"/>
             <w:tcMar>
               <w:top w:type="dxa" w:w="60"/>
@@ -4652,7 +4652,7 @@
         </w:trPr>
         <w:tc>
           <w:tcPr>
-            <w:tcW w:type="pct" w:w="26%"/>
+            <w:tcW w:type="pct" w:w="1300"/>
             <w:tcMar>
               <w:top w:type="dxa" w:w="50"/>
               <w:left w:type="dxa" w:w="100"/>
@@ -4680,7 +4680,7 @@
         </w:tc>
         <w:tc>
           <w:tcPr>
-            <w:tcW w:type="pct" w:w="17%"/>
+            <w:tcW w:type="pct" w:w="850"/>
             <w:tcMar>
               <w:top w:type="dxa" w:w="50"/>
               <w:left w:type="dxa" w:w="100"/>
@@ -4708,7 +4708,7 @@
         </w:tc>
         <w:tc>
           <w:tcPr>
-            <w:tcW w:type="pct" w:w="19%"/>
+            <w:tcW w:type="pct" w:w="950"/>
             <w:tcMar>
               <w:top w:type="dxa" w:w="50"/>
               <w:left w:type="dxa" w:w="100"/>
@@ -4736,7 +4736,7 @@
         </w:tc>
         <w:tc>
           <w:tcPr>
-            <w:tcW w:type="pct" w:w="19%"/>
+            <w:tcW w:type="pct" w:w="950"/>
             <w:tcMar>
               <w:top w:type="dxa" w:w="50"/>
               <w:left w:type="dxa" w:w="100"/>
@@ -4764,7 +4764,7 @@
         </w:tc>
         <w:tc>
           <w:tcPr>
-            <w:tcW w:type="pct" w:w="19%"/>
+            <w:tcW w:type="pct" w:w="950"/>
             <w:tcMar>
               <w:top w:type="dxa" w:w="50"/>
               <w:left w:type="dxa" w:w="100"/>
@@ -4797,7 +4797,7 @@
         </w:trPr>
         <w:tc>
           <w:tcPr>
-            <w:tcW w:type="pct" w:w="26%"/>
+            <w:tcW w:type="pct" w:w="1300"/>
             <w:shd w:fill="EDF3F5" w:val="clear"/>
             <w:tcMar>
               <w:top w:type="dxa" w:w="50"/>
@@ -4826,7 +4826,7 @@
         </w:tc>
         <w:tc>
           <w:tcPr>
-            <w:tcW w:type="pct" w:w="17%"/>
+            <w:tcW w:type="pct" w:w="850"/>
             <w:shd w:fill="EDF3F5" w:val="clear"/>
             <w:tcMar>
               <w:top w:type="dxa" w:w="50"/>
@@ -4855,7 +4855,7 @@
         </w:tc>
         <w:tc>
           <w:tcPr>
-            <w:tcW w:type="pct" w:w="19%"/>
+            <w:tcW w:type="pct" w:w="950"/>
             <w:shd w:fill="EDF3F5" w:val="clear"/>
             <w:tcMar>
               <w:top w:type="dxa" w:w="50"/>
@@ -4884,7 +4884,7 @@
         </w:tc>
         <w:tc>
           <w:tcPr>
-            <w:tcW w:type="pct" w:w="19%"/>
+            <w:tcW w:type="pct" w:w="950"/>
             <w:shd w:fill="EDF3F5" w:val="clear"/>
             <w:tcMar>
               <w:top w:type="dxa" w:w="50"/>
@@ -4913,7 +4913,7 @@
         </w:tc>
         <w:tc>
           <w:tcPr>
-            <w:tcW w:type="pct" w:w="19%"/>
+            <w:tcW w:type="pct" w:w="950"/>
             <w:shd w:fill="EDF3F5" w:val="clear"/>
             <w:tcMar>
               <w:top w:type="dxa" w:w="50"/>
@@ -4947,7 +4947,7 @@
         </w:trPr>
         <w:tc>
           <w:tcPr>
-            <w:tcW w:type="pct" w:w="26%"/>
+            <w:tcW w:type="pct" w:w="1300"/>
             <w:tcMar>
               <w:top w:type="dxa" w:w="50"/>
               <w:left w:type="dxa" w:w="100"/>
@@ -4975,7 +4975,7 @@
         </w:tc>
         <w:tc>
           <w:tcPr>
-            <w:tcW w:type="pct" w:w="17%"/>
+            <w:tcW w:type="pct" w:w="850"/>
             <w:tcMar>
               <w:top w:type="dxa" w:w="50"/>
               <w:left w:type="dxa" w:w="100"/>
@@ -5003,7 +5003,7 @@
         </w:tc>
         <w:tc>
           <w:tcPr>
-            <w:tcW w:type="pct" w:w="19%"/>
+            <w:tcW w:type="pct" w:w="950"/>
             <w:tcMar>
               <w:top w:type="dxa" w:w="50"/>
               <w:left w:type="dxa" w:w="100"/>
@@ -5031,7 +5031,7 @@
         </w:tc>
         <w:tc>
           <w:tcPr>
-            <w:tcW w:type="pct" w:w="19%"/>
+            <w:tcW w:type="pct" w:w="950"/>
             <w:tcMar>
               <w:top w:type="dxa" w:w="50"/>
               <w:left w:type="dxa" w:w="100"/>
@@ -5059,7 +5059,7 @@
         </w:tc>
         <w:tc>
           <w:tcPr>
-            <w:tcW w:type="pct" w:w="19%"/>
+            <w:tcW w:type="pct" w:w="950"/>
             <w:tcMar>
               <w:top w:type="dxa" w:w="50"/>
               <w:left w:type="dxa" w:w="100"/>
@@ -5092,7 +5092,7 @@
         </w:trPr>
         <w:tc>
           <w:tcPr>
-            <w:tcW w:type="pct" w:w="26%"/>
+            <w:tcW w:type="pct" w:w="1300"/>
             <w:shd w:fill="EDF3F5" w:val="clear"/>
             <w:tcMar>
               <w:top w:type="dxa" w:w="50"/>
@@ -5121,7 +5121,7 @@
         </w:tc>
         <w:tc>
           <w:tcPr>
-            <w:tcW w:type="pct" w:w="17%"/>
+            <w:tcW w:type="pct" w:w="850"/>
             <w:shd w:fill="EDF3F5" w:val="clear"/>
             <w:tcMar>
               <w:top w:type="dxa" w:w="50"/>
@@ -5150,7 +5150,7 @@
         </w:tc>
         <w:tc>
           <w:tcPr>
-            <w:tcW w:type="pct" w:w="19%"/>
+            <w:tcW w:type="pct" w:w="950"/>
             <w:shd w:fill="EDF3F5" w:val="clear"/>
             <w:tcMar>
               <w:top w:type="dxa" w:w="50"/>
@@ -5179,7 +5179,7 @@
         </w:tc>
         <w:tc>
           <w:tcPr>
-            <w:tcW w:type="pct" w:w="19%"/>
+            <w:tcW w:type="pct" w:w="950"/>
             <w:shd w:fill="EDF3F5" w:val="clear"/>
             <w:tcMar>
               <w:top w:type="dxa" w:w="50"/>
@@ -5208,7 +5208,7 @@
         </w:tc>
         <w:tc>
           <w:tcPr>
-            <w:tcW w:type="pct" w:w="19%"/>
+            <w:tcW w:type="pct" w:w="950"/>
             <w:shd w:fill="EDF3F5" w:val="clear"/>
             <w:tcMar>
               <w:top w:type="dxa" w:w="50"/>
@@ -5242,7 +5242,7 @@
         </w:trPr>
         <w:tc>
           <w:tcPr>
-            <w:tcW w:type="pct" w:w="26%"/>
+            <w:tcW w:type="pct" w:w="1300"/>
             <w:tcMar>
               <w:top w:type="dxa" w:w="50"/>
               <w:left w:type="dxa" w:w="100"/>
@@ -5270,7 +5270,7 @@
         </w:tc>
         <w:tc>
           <w:tcPr>
-            <w:tcW w:type="pct" w:w="17%"/>
+            <w:tcW w:type="pct" w:w="850"/>
             <w:tcMar>
               <w:top w:type="dxa" w:w="50"/>
               <w:left w:type="dxa" w:w="100"/>
@@ -5298,7 +5298,7 @@
         </w:tc>
         <w:tc>
           <w:tcPr>
-            <w:tcW w:type="pct" w:w="19%"/>
+            <w:tcW w:type="pct" w:w="950"/>
             <w:tcMar>
               <w:top w:type="dxa" w:w="50"/>
               <w:left w:type="dxa" w:w="100"/>
@@ -5326,7 +5326,7 @@
         </w:tc>
         <w:tc>
           <w:tcPr>
-            <w:tcW w:type="pct" w:w="19%"/>
+            <w:tcW w:type="pct" w:w="950"/>
             <w:tcMar>
               <w:top w:type="dxa" w:w="50"/>
               <w:left w:type="dxa" w:w="100"/>
@@ -5354,7 +5354,7 @@
         </w:tc>
         <w:tc>
           <w:tcPr>
-            <w:tcW w:type="pct" w:w="19%"/>
+            <w:tcW w:type="pct" w:w="950"/>
             <w:tcMar>
               <w:top w:type="dxa" w:w="50"/>
               <w:left w:type="dxa" w:w="100"/>
@@ -5387,7 +5387,7 @@
         </w:trPr>
         <w:tc>
           <w:tcPr>
-            <w:tcW w:type="pct" w:w="26%"/>
+            <w:tcW w:type="pct" w:w="1300"/>
             <w:shd w:fill="EDF3F5" w:val="clear"/>
             <w:tcMar>
               <w:top w:type="dxa" w:w="50"/>
@@ -5416,7 +5416,7 @@
         </w:tc>
         <w:tc>
           <w:tcPr>
-            <w:tcW w:type="pct" w:w="17%"/>
+            <w:tcW w:type="pct" w:w="850"/>
             <w:shd w:fill="EDF3F5" w:val="clear"/>
             <w:tcMar>
               <w:top w:type="dxa" w:w="50"/>
@@ -5445,7 +5445,7 @@
         </w:tc>
         <w:tc>
           <w:tcPr>
-            <w:tcW w:type="pct" w:w="19%"/>
+            <w:tcW w:type="pct" w:w="950"/>
             <w:shd w:fill="EDF3F5" w:val="clear"/>
             <w:tcMar>
               <w:top w:type="dxa" w:w="50"/>
@@ -5474,7 +5474,7 @@
         </w:tc>
         <w:tc>
           <w:tcPr>
-            <w:tcW w:type="pct" w:w="19%"/>
+            <w:tcW w:type="pct" w:w="950"/>
             <w:shd w:fill="EDF3F5" w:val="clear"/>
             <w:tcMar>
               <w:top w:type="dxa" w:w="50"/>
@@ -5503,7 +5503,7 @@
         </w:tc>
         <w:tc>
           <w:tcPr>
-            <w:tcW w:type="pct" w:w="19%"/>
+            <w:tcW w:type="pct" w:w="950"/>
             <w:shd w:fill="EDF3F5" w:val="clear"/>
             <w:tcMar>
               <w:top w:type="dxa" w:w="50"/>
@@ -5537,7 +5537,7 @@
         </w:trPr>
         <w:tc>
           <w:tcPr>
-            <w:tcW w:type="pct" w:w="26%"/>
+            <w:tcW w:type="pct" w:w="1300"/>
             <w:tcMar>
               <w:top w:type="dxa" w:w="50"/>
               <w:left w:type="dxa" w:w="100"/>
@@ -5565,7 +5565,7 @@
         </w:tc>
         <w:tc>
           <w:tcPr>
-            <w:tcW w:type="pct" w:w="17%"/>
+            <w:tcW w:type="pct" w:w="850"/>
             <w:tcMar>
               <w:top w:type="dxa" w:w="50"/>
               <w:left w:type="dxa" w:w="100"/>
@@ -5593,7 +5593,7 @@
         </w:tc>
         <w:tc>
           <w:tcPr>
-            <w:tcW w:type="pct" w:w="19%"/>
+            <w:tcW w:type="pct" w:w="950"/>
             <w:tcMar>
               <w:top w:type="dxa" w:w="50"/>
               <w:left w:type="dxa" w:w="100"/>
@@ -5621,7 +5621,7 @@
         </w:tc>
         <w:tc>
           <w:tcPr>
-            <w:tcW w:type="pct" w:w="19%"/>
+            <w:tcW w:type="pct" w:w="950"/>
             <w:tcMar>
               <w:top w:type="dxa" w:w="50"/>
               <w:left w:type="dxa" w:w="100"/>
@@ -5649,7 +5649,7 @@
         </w:tc>
         <w:tc>
           <w:tcPr>
-            <w:tcW w:type="pct" w:w="19%"/>
+            <w:tcW w:type="pct" w:w="950"/>
             <w:tcMar>
               <w:top w:type="dxa" w:w="50"/>
               <w:left w:type="dxa" w:w="100"/>
@@ -5721,7 +5721,7 @@
           <wp:inline distT="0" distB="0" distL="0" distR="0">
             <wp:extent cx="3810000" cy="3219450"/>
             <wp:effectExtent t="0" r="0" b="0" l="0"/>
-            <wp:docPr id="1" name="" descr="" title=""/>
+            <wp:docPr id="3" name="" descr="" title=""/>
             <wp:cNvGraphicFramePr>
               <a:graphicFrameLocks xmlns:a="http://schemas.openxmlformats.org/drawingml/2006/main" noChangeAspect="1"/>
             </wp:cNvGraphicFramePr>
@@ -5783,7 +5783,7 @@
           <wp:inline distT="0" distB="0" distL="0" distR="0">
             <wp:extent cx="3810000" cy="3219450"/>
             <wp:effectExtent t="0" r="0" b="0" l="0"/>
-            <wp:docPr id="1" name="" descr="" title=""/>
+            <wp:docPr id="4" name="" descr="" title=""/>
             <wp:cNvGraphicFramePr>
               <a:graphicFrameLocks xmlns:a="http://schemas.openxmlformats.org/drawingml/2006/main" noChangeAspect="1"/>
             </wp:cNvGraphicFramePr>
@@ -5878,7 +5878,7 @@
           <wp:inline distT="0" distB="0" distL="0" distR="0">
             <wp:extent cx="4762500" cy="1733550"/>
             <wp:effectExtent t="0" r="0" b="0" l="0"/>
-            <wp:docPr id="1" name="" descr="" title=""/>
+            <wp:docPr id="5" name="" descr="" title=""/>
             <wp:cNvGraphicFramePr>
               <a:graphicFrameLocks xmlns:a="http://schemas.openxmlformats.org/drawingml/2006/main" noChangeAspect="1"/>
             </wp:cNvGraphicFramePr>
@@ -5942,7 +5942,7 @@
           <w:sz w:val="24"/>
           <w:szCs w:val="24"/>
         </w:rPr>
-        <w:t xml:space="preserve">从图 5 能看出三点。第一，前 5 个 epoch 两个模型验证准确率差不多（0.69 对 0.70），但最后改进版到 0.819、基线停在 0.776，预训练的价值在后期泛化而不是前期收敛。第二，两个模型训练准确率都明显高于验证准确率（改进版 0.983 对 0.812），说明 8000 张图的规模下过拟合还是存在，强增强把它压在了可接受的范围（验证损失没有发散）。第三，改进版后期验证曲线在 0.80 到 0.82 之间晃，这是加权采样下每个 epoch 类别组成有随机性，正常现象，按验证准确率存最优权重就行。</w:t>
+        <w:t xml:space="preserve">从图 5 能看出三点。第一，前 5 个轮次两个模型验证准确率差不多（0.69 对 0.70），但最后改进版到 0.819、基线停在 0.776，预训练的价值在后期泛化而不是前期收敛。第二，两个模型训练准确率都明显高于验证准确率（改进版 0.983 对 0.812），说明 8000 张图的规模下过拟合还是存在，强增强把它压在了可接受的范围（验证损失没有发散）。第三，改进版后期验证曲线在 0.80 到 0.82 之间晃，这是加权采样下每个轮次类别组成有随机性，正常现象，按验证准确率存最优权重就行。</w:t>
       </w:r>
     </w:p>
     <w:p>
@@ -6125,7 +6125,7 @@
       </w:r>
     </w:p>
     <w:sectPr>
-      <w:footerReference w:type="default" r:id="rId7"/>
+      <w:footerReference w:type="default" r:id="rId6"/>
       <w:pgSz w:w="11906" w:h="16838" w:orient="portrait"/>
       <w:pgMar w:top="1440" w:right="1417" w:bottom="1440" w:left="1701" w:header="708" w:footer="708" w:gutter="0"/>
       <w:pgNumType/>
@@ -6133,10 +6133,6 @@
     </w:sectPr>
   </w:body>
 </w:document>
-</file>
-
-<file path=word/comments.xml><?xml version="1.0" encoding="utf-8"?>
-<w:comments xmlns:cx="http://schemas.microsoft.com/office/drawing/2014/chartex" xmlns:cx1="http://schemas.microsoft.com/office/drawing/2015/9/8/chartex" xmlns:cx2="http://schemas.microsoft.com/office/drawing/2015/10/21/chartex" xmlns:cx3="http://schemas.microsoft.com/office/drawing/2016/5/9/chartex" xmlns:cx4="http://schemas.microsoft.com/office/drawing/2016/5/10/chartex" xmlns:cx5="http://schemas.microsoft.com/office/drawing/2016/5/11/chartex" xmlns:cx6="http://schemas.microsoft.com/office/drawing/2016/5/12/chartex" xmlns:cx7="http://schemas.microsoft.com/office/drawing/2016/5/13/chartex" xmlns:cx8="http://schemas.microsoft.com/office/drawing/2016/5/14/chartex" xmlns:mc="http://schemas.openxmlformats.org/markup-compatibility/2006" xmlns:aink="http://schemas.microsoft.com/office/drawing/2016/ink" xmlns:am3d="http://schemas.microsoft.com/office/drawing/2017/model3d" xmlns:o="urn:schemas-microsoft-com:office:office" xmlns:r="http://schemas.openxmlformats.org/officeDocument/2006/relationships" xmlns:m="http://schemas.openxmlformats.org/officeDocument/2006/math" xmlns:v="urn:schemas-microsoft-com:vml" xmlns:wp14="http://schemas.microsoft.com/office/word/2010/wordprocessingDrawing" xmlns:wp="http://schemas.openxmlformats.org/drawingml/2006/wordprocessingDrawing" xmlns:w10="urn:schemas-microsoft-com:office:word" xmlns:w="http://schemas.openxmlformats.org/wordprocessingml/2006/main" xmlns:w14="http://schemas.microsoft.com/office/word/2010/wordml" xmlns:w15="http://schemas.microsoft.com/office/word/2012/wordml" xmlns:w16cex="http://schemas.microsoft.com/office/word/2018/wordml/cex" xmlns:w16cid="http://schemas.microsoft.com/office/word/2016/wordml/cid" xmlns:w16="http://schemas.microsoft.com/office/word/2018/wordml" xmlns:w16sdtdh="http://schemas.microsoft.com/office/word/2020/wordml/sdtdatahash" xmlns:w16se="http://schemas.microsoft.com/office/word/2015/wordml/symex" xmlns:wpg="http://schemas.microsoft.com/office/word/2010/wordprocessingGroup" xmlns:wpi="http://schemas.microsoft.com/office/word/2010/wordprocessingInk" xmlns:wne="http://schemas.microsoft.com/office/word/2006/wordml" xmlns:wps="http://schemas.microsoft.com/office/word/2010/wordprocessingShape"/>
 </file>
 
 <file path=word/endnotes.xml><?xml version="1.0" encoding="utf-8"?>
@@ -6238,7 +6234,7 @@
 <w:numbering xmlns:wpc="http://schemas.microsoft.com/office/word/2010/wordprocessingCanvas" xmlns:mc="http://schemas.openxmlformats.org/markup-compatibility/2006" xmlns:o="urn:schemas-microsoft-com:office:office" xmlns:r="http://schemas.openxmlformats.org/officeDocument/2006/relationships" xmlns:m="http://schemas.openxmlformats.org/officeDocument/2006/math" xmlns:v="urn:schemas-microsoft-com:vml" xmlns:wp14="http://schemas.microsoft.com/office/word/2010/wordprocessingDrawing" xmlns:wp="http://schemas.openxmlformats.org/drawingml/2006/wordprocessingDrawing" xmlns:w10="urn:schemas-microsoft-com:office:word" xmlns:w="http://schemas.openxmlformats.org/wordprocessingml/2006/main" xmlns:w14="http://schemas.microsoft.com/office/word/2010/wordml" xmlns:w15="http://schemas.microsoft.com/office/word/2012/wordml" xmlns:wpg="http://schemas.microsoft.com/office/word/2010/wordprocessingGroup" xmlns:wpi="http://schemas.microsoft.com/office/word/2010/wordprocessingInk" xmlns:wne="http://schemas.microsoft.com/office/word/2006/wordml" xmlns:wps="http://schemas.microsoft.com/office/word/2010/wordprocessingShape" mc:Ignorable="w14 w15 wp14">
   <w:abstractNum w:abstractNumId="1" w15:restartNumberingAfterBreak="0">
     <w:multiLevelType w:val="hybridMultilevel"/>
-    <w:lvl w:ilvl="0" w15:tentative="1">
+    <w:lvl w:ilvl="0" w:tentative="1">
       <w:start w:val="1"/>
       <w:numFmt w:val="bullet"/>
       <w:lvlText w:val="●"/>
@@ -6247,7 +6243,7 @@
         <w:ind w:left="720" w:hanging="360"/>
       </w:pPr>
     </w:lvl>
-    <w:lvl w:ilvl="1" w15:tentative="1">
+    <w:lvl w:ilvl="1" w:tentative="1">
       <w:start w:val="1"/>
       <w:numFmt w:val="bullet"/>
       <w:lvlText w:val="○"/>
@@ -6256,7 +6252,7 @@
         <w:ind w:left="1440" w:hanging="360"/>
       </w:pPr>
     </w:lvl>
-    <w:lvl w:ilvl="2" w15:tentative="1">
+    <w:lvl w:ilvl="2" w:tentative="1">
       <w:start w:val="1"/>
       <w:numFmt w:val="bullet"/>
       <w:lvlText w:val="■"/>
@@ -6265,7 +6261,7 @@
         <w:ind w:left="2160" w:hanging="360"/>
       </w:pPr>
     </w:lvl>
-    <w:lvl w:ilvl="3" w15:tentative="1">
+    <w:lvl w:ilvl="3" w:tentative="1">
       <w:start w:val="1"/>
       <w:numFmt w:val="bullet"/>
       <w:lvlText w:val="●"/>
@@ -6274,7 +6270,7 @@
         <w:ind w:left="2880" w:hanging="360"/>
       </w:pPr>
     </w:lvl>
-    <w:lvl w:ilvl="4" w15:tentative="1">
+    <w:lvl w:ilvl="4" w:tentative="1">
       <w:start w:val="1"/>
       <w:numFmt w:val="bullet"/>
       <w:lvlText w:val="○"/>
@@ -6283,7 +6279,7 @@
         <w:ind w:left="3600" w:hanging="360"/>
       </w:pPr>
     </w:lvl>
-    <w:lvl w:ilvl="5" w15:tentative="1">
+    <w:lvl w:ilvl="5" w:tentative="1">
       <w:start w:val="1"/>
       <w:numFmt w:val="bullet"/>
       <w:lvlText w:val="■"/>
@@ -6292,7 +6288,7 @@
         <w:ind w:left="4320" w:hanging="360"/>
       </w:pPr>
     </w:lvl>
-    <w:lvl w:ilvl="6" w15:tentative="1">
+    <w:lvl w:ilvl="6" w:tentative="1">
       <w:start w:val="1"/>
       <w:numFmt w:val="bullet"/>
       <w:lvlText w:val="●"/>
@@ -6301,7 +6297,7 @@
         <w:ind w:left="5040" w:hanging="360"/>
       </w:pPr>
     </w:lvl>
-    <w:lvl w:ilvl="7" w15:tentative="1">
+    <w:lvl w:ilvl="7" w:tentative="1">
       <w:start w:val="1"/>
       <w:numFmt w:val="bullet"/>
       <w:lvlText w:val="●"/>
@@ -6310,7 +6306,7 @@
         <w:ind w:left="5760" w:hanging="360"/>
       </w:pPr>
     </w:lvl>
-    <w:lvl w:ilvl="8" w15:tentative="1">
+    <w:lvl w:ilvl="8" w:tentative="1">
       <w:start w:val="1"/>
       <w:numFmt w:val="bullet"/>
       <w:lvlText w:val="●"/>
@@ -6346,6 +6342,10 @@
       </w:pPr>
     </w:pPrDefault>
   </w:docDefaults>
+  <w:style w:type="paragraph" w:styleId="Normal" w:default="1">
+    <w:name w:val="Normal"/>
+    <w:qFormat/>
+  </w:style>
   <w:style w:type="paragraph" w:styleId="Title">
     <w:name w:val="Title"/>
     <w:basedOn w:val="Normal"/>
@@ -6530,4 +6530,294 @@
     </w:rPr>
   </w:style>
 </w:styles>
+</file>
+
+<file path=word/theme/theme1.xml><?xml version="1.0" encoding="utf-8"?>
+<a:theme xmlns:a="http://schemas.openxmlformats.org/drawingml/2006/main" name="Office Theme">
+  <a:themeElements>
+    <a:clrScheme name="Office">
+      <a:dk1>
+        <a:sysClr val="windowText" lastClr="000000"/>
+      </a:dk1>
+      <a:lt1>
+        <a:sysClr val="window" lastClr="FFFFFF"/>
+      </a:lt1>
+      <a:dk2>
+        <a:srgbClr val="44546A"/>
+      </a:dk2>
+      <a:lt2>
+        <a:srgbClr val="E7E6E6"/>
+      </a:lt2>
+      <a:accent1>
+        <a:srgbClr val="4472C4"/>
+      </a:accent1>
+      <a:accent2>
+        <a:srgbClr val="ED7D31"/>
+      </a:accent2>
+      <a:accent3>
+        <a:srgbClr val="A5A5A5"/>
+      </a:accent3>
+      <a:accent4>
+        <a:srgbClr val="FFC000"/>
+      </a:accent4>
+      <a:accent5>
+        <a:srgbClr val="5B9BD5"/>
+      </a:accent5>
+      <a:accent6>
+        <a:srgbClr val="70AD47"/>
+      </a:accent6>
+      <a:hlink>
+        <a:srgbClr val="0563C1"/>
+      </a:hlink>
+      <a:folHlink>
+        <a:srgbClr val="954F72"/>
+      </a:folHlink>
+    </a:clrScheme>
+    <a:fontScheme name="Office">
+      <a:majorFont>
+        <a:latin typeface="Calibri Light" panose="020F0302020204030204"/>
+        <a:ea typeface=""/>
+        <a:cs typeface=""/>
+        <a:font script="Jpan" typeface="游ゴシック Light"/>
+        <a:font script="Hang" typeface="맑은 고딕"/>
+        <a:font script="Hans" typeface="等线 Light"/>
+        <a:font script="Hant" typeface="新細明體"/>
+        <a:font script="Arab" typeface="Times New Roman"/>
+        <a:font script="Hebr" typeface="Times New Roman"/>
+        <a:font script="Thai" typeface="Angsana New"/>
+        <a:font script="Ethi" typeface="Nyala"/>
+        <a:font script="Beng" typeface="Vrinda"/>
+        <a:font script="Gujr" typeface="Shruti"/>
+        <a:font script="Khmr" typeface="MoolBoran"/>
+        <a:font script="Knda" typeface="Tunga"/>
+        <a:font script="Guru" typeface="Raavi"/>
+        <a:font script="Cans" typeface="Euphemia"/>
+        <a:font script="Cher" typeface="Plantagenet Cherokee"/>
+        <a:font script="Yiii" typeface="Microsoft Yi Baiti"/>
+        <a:font script="Tibt" typeface="Microsoft Himalaya"/>
+        <a:font script="Thaa" typeface="MV Boli"/>
+        <a:font script="Deva" typeface="Mangal"/>
+        <a:font script="Telu" typeface="Gautami"/>
+        <a:font script="Taml" typeface="Latha"/>
+        <a:font script="Syrc" typeface="Estrangelo Edessa"/>
+        <a:font script="Orya" typeface="Kalinga"/>
+        <a:font script="Mlym" typeface="Kartika"/>
+        <a:font script="Laoo" typeface="DokChampa"/>
+        <a:font script="Sinh" typeface="Iskoola Pota"/>
+        <a:font script="Mong" typeface="Mongolian Baiti"/>
+        <a:font script="Viet" typeface="Times New Roman"/>
+        <a:font script="Uigh" typeface="Microsoft Uighur"/>
+        <a:font script="Geor" typeface="Sylfaen"/>
+        <a:font script="Armn" typeface="Arial"/>
+        <a:font script="Bugi" typeface="Leelawadee UI"/>
+        <a:font script="Bopo" typeface="Microsoft JhengHei"/>
+        <a:font script="Java" typeface="Javanese Text"/>
+        <a:font script="Lisu" typeface="Segoe UI"/>
+        <a:font script="Mymr" typeface="Myanmar Text"/>
+        <a:font script="Nkoo" typeface="Ebrima"/>
+        <a:font script="Olck" typeface="Nirmala UI"/>
+        <a:font script="Osma" typeface="Ebrima"/>
+        <a:font script="Phag" typeface="Phagspa"/>
+        <a:font script="Syrn" typeface="Estrangelo Edessa"/>
+        <a:font script="Syrj" typeface="Estrangelo Edessa"/>
+        <a:font script="Syre" typeface="Estrangelo Edessa"/>
+        <a:font script="Sora" typeface="Nirmala UI"/>
+        <a:font script="Tale" typeface="Microsoft Tai Le"/>
+        <a:font script="Talu" typeface="Microsoft New Tai Lue"/>
+        <a:font script="Tfng" typeface="Ebrima"/>
+      </a:majorFont>
+      <a:minorFont>
+        <a:latin typeface="Calibri" panose="020F0502020204030204"/>
+        <a:ea typeface=""/>
+        <a:cs typeface=""/>
+        <a:font script="Jpan" typeface="游明朝"/>
+        <a:font script="Hang" typeface="맑은 고딕"/>
+        <a:font script="Hans" typeface="等线"/>
+        <a:font script="Hant" typeface="新細明體"/>
+        <a:font script="Arab" typeface="Arial"/>
+        <a:font script="Hebr" typeface="Arial"/>
+        <a:font script="Thai" typeface="Cordia New"/>
+        <a:font script="Ethi" typeface="Nyala"/>
+        <a:font script="Beng" typeface="Vrinda"/>
+        <a:font script="Gujr" typeface="Shruti"/>
+        <a:font script="Khmr" typeface="DaunPenh"/>
+        <a:font script="Knda" typeface="Tunga"/>
+        <a:font script="Guru" typeface="Raavi"/>
+        <a:font script="Cans" typeface="Euphemia"/>
+        <a:font script="Cher" typeface="Plantagenet Cherokee"/>
+        <a:font script="Yiii" typeface="Microsoft Yi Baiti"/>
+        <a:font script="Tibt" typeface="Microsoft Himalaya"/>
+        <a:font script="Thaa" typeface="MV Boli"/>
+        <a:font script="Deva" typeface="Mangal"/>
+        <a:font script="Telu" typeface="Gautami"/>
+        <a:font script="Taml" typeface="Latha"/>
+        <a:font script="Syrc" typeface="Estrangelo Edessa"/>
+        <a:font script="Orya" typeface="Kalinga"/>
+        <a:font script="Mlym" typeface="Kartika"/>
+        <a:font script="Laoo" typeface="DokChampa"/>
+        <a:font script="Sinh" typeface="Iskoola Pota"/>
+        <a:font script="Mong" typeface="Mongolian Baiti"/>
+        <a:font script="Viet" typeface="Arial"/>
+        <a:font script="Uigh" typeface="Microsoft Uighur"/>
+        <a:font script="Geor" typeface="Sylfaen"/>
+        <a:font script="Armn" typeface="Arial"/>
+        <a:font script="Bugi" typeface="Leelawadee UI"/>
+        <a:font script="Bopo" typeface="Microsoft JhengHei"/>
+        <a:font script="Java" typeface="Javanese Text"/>
+        <a:font script="Lisu" typeface="Segoe UI"/>
+        <a:font script="Mymr" typeface="Myanmar Text"/>
+        <a:font script="Nkoo" typeface="Ebrima"/>
+        <a:font script="Olck" typeface="Nirmala UI"/>
+        <a:font script="Osma" typeface="Ebrima"/>
+        <a:font script="Phag" typeface="Phagspa"/>
+        <a:font script="Syrn" typeface="Estrangelo Edessa"/>
+        <a:font script="Syrj" typeface="Estrangelo Edessa"/>
+        <a:font script="Syre" typeface="Estrangelo Edessa"/>
+        <a:font script="Sora" typeface="Nirmala UI"/>
+        <a:font script="Tale" typeface="Microsoft Tai Le"/>
+        <a:font script="Talu" typeface="Microsoft New Tai Lue"/>
+        <a:font script="Tfng" typeface="Ebrima"/>
+      </a:minorFont>
+    </a:fontScheme>
+    <a:fmtScheme name="Office">
+      <a:fillStyleLst>
+        <a:solidFill>
+          <a:schemeClr val="phClr"/>
+        </a:solidFill>
+        <a:gradFill rotWithShape="true">
+          <a:gsLst>
+            <a:gs pos="0">
+              <a:schemeClr val="phClr">
+                <a:lumMod val="110000"/>
+                <a:satMod val="105000"/>
+                <a:tint val="67000"/>
+              </a:schemeClr>
+            </a:gs>
+            <a:gs pos="50000">
+              <a:schemeClr val="phClr">
+                <a:lumMod val="105000"/>
+                <a:satMod val="103000"/>
+                <a:tint val="73000"/>
+              </a:schemeClr>
+            </a:gs>
+            <a:gs pos="100000">
+              <a:schemeClr val="phClr">
+                <a:lumMod val="105000"/>
+                <a:satMod val="109000"/>
+                <a:tint val="81000"/>
+              </a:schemeClr>
+            </a:gs>
+          </a:gsLst>
+          <a:lin ang="5400000" scaled="false"/>
+        </a:gradFill>
+        <a:gradFill rotWithShape="true">
+          <a:gsLst>
+            <a:gs pos="0">
+              <a:schemeClr val="phClr">
+                <a:satMod val="103000"/>
+                <a:lumMod val="102000"/>
+                <a:tint val="94000"/>
+              </a:schemeClr>
+            </a:gs>
+            <a:gs pos="50000">
+              <a:schemeClr val="phClr">
+                <a:satMod val="110000"/>
+                <a:lumMod val="100000"/>
+                <a:shade val="100000"/>
+              </a:schemeClr>
+            </a:gs>
+            <a:gs pos="100000">
+              <a:schemeClr val="phClr">
+                <a:lumMod val="99000"/>
+                <a:satMod val="120000"/>
+                <a:shade val="78000"/>
+              </a:schemeClr>
+            </a:gs>
+          </a:gsLst>
+          <a:lin ang="5400000" scaled="false"/>
+        </a:gradFill>
+      </a:fillStyleLst>
+      <a:lnStyleLst>
+        <a:ln w="6350" cap="flat" cmpd="sng" algn="ctr">
+          <a:solidFill>
+            <a:schemeClr val="phClr"/>
+          </a:solidFill>
+          <a:prstDash val="solid"/>
+          <a:miter lim="800000"/>
+        </a:ln>
+        <a:ln w="12700" cap="flat" cmpd="sng" algn="ctr">
+          <a:solidFill>
+            <a:schemeClr val="phClr"/>
+          </a:solidFill>
+          <a:prstDash val="solid"/>
+          <a:miter lim="800000"/>
+        </a:ln>
+        <a:ln w="19050" cap="flat" cmpd="sng" algn="ctr">
+          <a:solidFill>
+            <a:schemeClr val="phClr"/>
+          </a:solidFill>
+          <a:prstDash val="solid"/>
+          <a:miter lim="800000"/>
+        </a:ln>
+      </a:lnStyleLst>
+      <a:effectStyleLst>
+        <a:effectStyle>
+          <a:effectLst/>
+        </a:effectStyle>
+        <a:effectStyle>
+          <a:effectLst/>
+        </a:effectStyle>
+        <a:effectStyle>
+          <a:effectLst>
+            <a:outerShdw blurRad="57150" dist="19050" dir="5400000" algn="ctr" rotWithShape="false">
+              <a:srgbClr val="000000">
+                <a:alpha val="63000"/>
+              </a:srgbClr>
+            </a:outerShdw>
+          </a:effectLst>
+        </a:effectStyle>
+      </a:effectStyleLst>
+      <a:bgFillStyleLst>
+        <a:solidFill>
+          <a:schemeClr val="phClr"/>
+        </a:solidFill>
+        <a:solidFill>
+          <a:schemeClr val="phClr">
+            <a:tint val="95000"/>
+            <a:satMod val="170000"/>
+          </a:schemeClr>
+        </a:solidFill>
+        <a:gradFill rotWithShape="true">
+          <a:gsLst>
+            <a:gs pos="0">
+              <a:schemeClr val="phClr">
+                <a:tint val="93000"/>
+                <a:satMod val="150000"/>
+                <a:shade val="98000"/>
+                <a:lumMod val="102000"/>
+              </a:schemeClr>
+            </a:gs>
+            <a:gs pos="50000">
+              <a:schemeClr val="phClr">
+                <a:tint val="98000"/>
+                <a:satMod val="130000"/>
+                <a:shade val="90000"/>
+                <a:lumMod val="103000"/>
+              </a:schemeClr>
+            </a:gs>
+            <a:gs pos="100000">
+              <a:schemeClr val="phClr">
+                <a:shade val="63000"/>
+                <a:satMod val="120000"/>
+              </a:schemeClr>
+            </a:gs>
+          </a:gsLst>
+          <a:lin ang="5400000" scaled="false"/>
+        </a:gradFill>
+      </a:bgFillStyleLst>
+    </a:fmtScheme>
+  </a:themeElements>
+  <a:objectDefaults/>
+  <a:extraClrSchemeLst/>
+</a:theme>
 </file>